--- a/PharmaCast_FR_Traceability.docx
+++ b/PharmaCast_FR_Traceability.docx
@@ -106,6 +106,18 @@
       </w:r>
     </w:p>
     <w:p>
+      <w:r>
+        <w:rPr>
+          <w:b/>
+          <w:color w:val="059669"/>
+        </w:rPr>
+        <w:t>FR8</w:t>
+      </w:r>
+      <w:r>
+        <w:t xml:space="preserve">  —  View Pending Registration Requests</w:t>
+      </w:r>
+    </w:p>
+    <w:p>
       <w:pPr>
         <w:spacing w:after="60"/>
       </w:pPr>
@@ -1503,6 +1515,332 @@
     <w:p>
       <w:pPr>
         <w:pStyle w:val="Heading1"/>
+      </w:pPr>
+      <w:r>
+        <w:rPr>
+          <w:color w:val="059669"/>
+        </w:rPr>
+        <w:t xml:space="preserve">FR8  </w:t>
+      </w:r>
+      <w:r>
+        <w:t>View Pending Registration Requests</w:t>
+      </w:r>
+    </w:p>
+    <w:p>
+      <w:pPr>
+        <w:spacing w:after="100"/>
+      </w:pPr>
+      <w:r>
+        <w:rPr>
+          <w:b/>
+          <w:sz w:val="20"/>
+        </w:rPr>
+        <w:t xml:space="preserve">File: </w:t>
+      </w:r>
+      <w:r>
+        <w:rPr>
+          <w:rFonts w:ascii="Consolas" w:hAnsi="Consolas"/>
+          <w:i/>
+          <w:sz w:val="20"/>
+        </w:rPr>
+        <w:t>routes/users.routes.js + js/pharmacast-app.js</w:t>
+      </w:r>
+    </w:p>
+    <w:p>
+      <w:pPr>
+        <w:spacing w:after="160"/>
+      </w:pPr>
+      <w:r>
+        <w:rPr>
+          <w:sz w:val="22"/>
+        </w:rPr>
+        <w:t>Before an admin can approve (FR9) or reject (FR10) a registration, they need to see which accounts are actually waiting. GET /api/users accepts an optional ?status= filter so the "Pending Approvals" dashboard table asks the server for just the pending accounts directly, instead of downloading every user and filtering client-side. Restricted to the admin role, same as every other account-management endpoint in this file.</w:t>
+      </w:r>
+    </w:p>
+    <w:p>
+      <w:pPr>
+        <w:spacing w:before="0" w:after="0"/>
+        <w:shd w:val="clear" w:fill="F4F4F4"/>
+      </w:pPr>
+      <w:r>
+        <w:rPr>
+          <w:rFonts w:ascii="Consolas" w:hAnsi="Consolas"/>
+          <w:sz w:val="17"/>
+        </w:rPr>
+        <w:t>const VALID_USER_STATUSES = ['pending', 'active', 'rejected', 'inactive'];</w:t>
+      </w:r>
+    </w:p>
+    <w:p>
+      <w:pPr>
+        <w:spacing w:before="0" w:after="0"/>
+        <w:shd w:val="clear" w:fill="F4F4F4"/>
+      </w:pPr>
+      <w:r>
+        <w:rPr>
+          <w:rFonts w:ascii="Consolas" w:hAnsi="Consolas"/>
+          <w:sz w:val="17"/>
+        </w:rPr>
+        <w:t>router.get('/', requireAuth, requireRole('admin'), async (req, res, next) =&gt; {</w:t>
+      </w:r>
+    </w:p>
+    <w:p>
+      <w:pPr>
+        <w:spacing w:before="0" w:after="0"/>
+        <w:shd w:val="clear" w:fill="F4F4F4"/>
+      </w:pPr>
+      <w:r>
+        <w:rPr>
+          <w:rFonts w:ascii="Consolas" w:hAnsi="Consolas"/>
+          <w:sz w:val="17"/>
+        </w:rPr>
+        <w:t xml:space="preserve">    const { status } = req.query;</w:t>
+      </w:r>
+    </w:p>
+    <w:p>
+      <w:pPr>
+        <w:spacing w:before="0" w:after="0"/>
+        <w:shd w:val="clear" w:fill="F4F4F4"/>
+      </w:pPr>
+      <w:r>
+        <w:rPr>
+          <w:rFonts w:ascii="Consolas" w:hAnsi="Consolas"/>
+          <w:sz w:val="17"/>
+        </w:rPr>
+        <w:t xml:space="preserve">    if (status &amp;&amp; !VALID_USER_STATUSES.includes(status)) {</w:t>
+      </w:r>
+    </w:p>
+    <w:p>
+      <w:pPr>
+        <w:spacing w:before="0" w:after="0"/>
+        <w:shd w:val="clear" w:fill="F4F4F4"/>
+      </w:pPr>
+      <w:r>
+        <w:rPr>
+          <w:rFonts w:ascii="Consolas" w:hAnsi="Consolas"/>
+          <w:sz w:val="17"/>
+        </w:rPr>
+        <w:t xml:space="preserve">        return res.status(400).json({ error: `Invalid status filter...` });</w:t>
+      </w:r>
+    </w:p>
+    <w:p>
+      <w:pPr>
+        <w:spacing w:before="0" w:after="0"/>
+        <w:shd w:val="clear" w:fill="F4F4F4"/>
+      </w:pPr>
+      <w:r>
+        <w:rPr>
+          <w:rFonts w:ascii="Consolas" w:hAnsi="Consolas"/>
+          <w:sz w:val="17"/>
+        </w:rPr>
+        <w:t xml:space="preserve">    }</w:t>
+      </w:r>
+    </w:p>
+    <w:p>
+      <w:pPr>
+        <w:spacing w:before="0" w:after="0"/>
+        <w:shd w:val="clear" w:fill="F4F4F4"/>
+      </w:pPr>
+      <w:r>
+        <w:rPr>
+          <w:rFonts w:ascii="Consolas" w:hAnsi="Consolas"/>
+          <w:sz w:val="17"/>
+        </w:rPr>
+        <w:t xml:space="preserve">    const rows = status</w:t>
+      </w:r>
+    </w:p>
+    <w:p>
+      <w:pPr>
+        <w:spacing w:before="0" w:after="0"/>
+        <w:shd w:val="clear" w:fill="F4F4F4"/>
+      </w:pPr>
+      <w:r>
+        <w:rPr>
+          <w:rFonts w:ascii="Consolas" w:hAnsi="Consolas"/>
+          <w:sz w:val="17"/>
+        </w:rPr>
+        <w:t xml:space="preserve">        ? await db.all(`SELECT ... FROM users WHERE status = ? ORDER BY created_at DESC`, [status])</w:t>
+      </w:r>
+    </w:p>
+    <w:p>
+      <w:pPr>
+        <w:spacing w:before="0" w:after="0"/>
+        <w:shd w:val="clear" w:fill="F4F4F4"/>
+      </w:pPr>
+      <w:r>
+        <w:rPr>
+          <w:rFonts w:ascii="Consolas" w:hAnsi="Consolas"/>
+          <w:sz w:val="17"/>
+        </w:rPr>
+        <w:t xml:space="preserve">        : await db.all(`SELECT ... FROM users ORDER BY created_at DESC`);</w:t>
+      </w:r>
+    </w:p>
+    <w:p>
+      <w:pPr>
+        <w:spacing w:before="0" w:after="0"/>
+        <w:shd w:val="clear" w:fill="F4F4F4"/>
+      </w:pPr>
+      <w:r>
+        <w:rPr>
+          <w:rFonts w:ascii="Consolas" w:hAnsi="Consolas"/>
+          <w:sz w:val="17"/>
+        </w:rPr>
+        <w:t xml:space="preserve">    res.json(rows);</w:t>
+      </w:r>
+    </w:p>
+    <w:p>
+      <w:pPr>
+        <w:spacing w:before="0" w:after="0"/>
+        <w:shd w:val="clear" w:fill="F4F4F4"/>
+      </w:pPr>
+      <w:r>
+        <w:rPr>
+          <w:rFonts w:ascii="Consolas" w:hAnsi="Consolas"/>
+          <w:sz w:val="17"/>
+        </w:rPr>
+        <w:t>});</w:t>
+      </w:r>
+    </w:p>
+    <w:p>
+      <w:pPr>
+        <w:spacing w:after="200"/>
+      </w:pPr>
+    </w:p>
+    <w:p>
+      <w:pPr>
+        <w:spacing w:after="160"/>
+      </w:pPr>
+      <w:r>
+        <w:rPr>
+          <w:sz w:val="22"/>
+        </w:rPr>
+        <w:t>Frontend (js/pharmacast-app.js) - renders that filtered list as the admin's "Pending Approvals" table, feeding the Approve/Reject actions from FR9/FR10:</w:t>
+      </w:r>
+    </w:p>
+    <w:p>
+      <w:pPr>
+        <w:spacing w:before="0" w:after="0"/>
+        <w:shd w:val="clear" w:fill="F4F4F4"/>
+      </w:pPr>
+      <w:r>
+        <w:rPr>
+          <w:rFonts w:ascii="Consolas" w:hAnsi="Consolas"/>
+          <w:sz w:val="17"/>
+        </w:rPr>
+        <w:t>async function renderPendingApprovalsTable() {</w:t>
+      </w:r>
+    </w:p>
+    <w:p>
+      <w:pPr>
+        <w:spacing w:before="0" w:after="0"/>
+        <w:shd w:val="clear" w:fill="F4F4F4"/>
+      </w:pPr>
+      <w:r>
+        <w:rPr>
+          <w:rFonts w:ascii="Consolas" w:hAnsi="Consolas"/>
+          <w:sz w:val="17"/>
+        </w:rPr>
+        <w:t xml:space="preserve">    const tbody = document.getElementById('admin-approvals-tbody');</w:t>
+      </w:r>
+    </w:p>
+    <w:p>
+      <w:pPr>
+        <w:spacing w:before="0" w:after="0"/>
+        <w:shd w:val="clear" w:fill="F4F4F4"/>
+      </w:pPr>
+      <w:r>
+        <w:rPr>
+          <w:rFonts w:ascii="Consolas" w:hAnsi="Consolas"/>
+          <w:sz w:val="17"/>
+        </w:rPr>
+        <w:t xml:space="preserve">    if (!tbody) return;</w:t>
+      </w:r>
+    </w:p>
+    <w:p>
+      <w:pPr>
+        <w:spacing w:before="0" w:after="0"/>
+        <w:shd w:val="clear" w:fill="F4F4F4"/>
+      </w:pPr>
+      <w:r>
+        <w:rPr>
+          <w:rFonts w:ascii="Consolas" w:hAnsi="Consolas"/>
+          <w:sz w:val="17"/>
+        </w:rPr>
+        <w:t xml:space="preserve">    let reqs;</w:t>
+      </w:r>
+    </w:p>
+    <w:p>
+      <w:pPr>
+        <w:spacing w:before="0" w:after="0"/>
+        <w:shd w:val="clear" w:fill="F4F4F4"/>
+      </w:pPr>
+      <w:r>
+        <w:rPr>
+          <w:rFonts w:ascii="Consolas" w:hAnsi="Consolas"/>
+          <w:sz w:val="17"/>
+        </w:rPr>
+        <w:t xml:space="preserve">    try {</w:t>
+      </w:r>
+    </w:p>
+    <w:p>
+      <w:pPr>
+        <w:spacing w:before="0" w:after="0"/>
+        <w:shd w:val="clear" w:fill="F4F4F4"/>
+      </w:pPr>
+      <w:r>
+        <w:rPr>
+          <w:rFonts w:ascii="Consolas" w:hAnsi="Consolas"/>
+          <w:sz w:val="17"/>
+        </w:rPr>
+        <w:t xml:space="preserve">        reqs = await api.get('/api/users?status=pending');</w:t>
+      </w:r>
+    </w:p>
+    <w:p>
+      <w:pPr>
+        <w:spacing w:before="0" w:after="0"/>
+        <w:shd w:val="clear" w:fill="F4F4F4"/>
+      </w:pPr>
+      <w:r>
+        <w:rPr>
+          <w:rFonts w:ascii="Consolas" w:hAnsi="Consolas"/>
+          <w:sz w:val="17"/>
+        </w:rPr>
+        <w:t xml:space="preserve">    } catch (err) { /* show an inline error row */ }</w:t>
+      </w:r>
+    </w:p>
+    <w:p>
+      <w:pPr>
+        <w:spacing w:before="0" w:after="0"/>
+        <w:shd w:val="clear" w:fill="F4F4F4"/>
+      </w:pPr>
+      <w:r>
+        <w:rPr>
+          <w:rFonts w:ascii="Consolas" w:hAnsi="Consolas"/>
+          <w:sz w:val="17"/>
+        </w:rPr>
+        <w:t xml:space="preserve">    // ... renders one table row per pending account, with Approve/Reject buttons ...</w:t>
+      </w:r>
+    </w:p>
+    <w:p>
+      <w:pPr>
+        <w:spacing w:before="0" w:after="0"/>
+        <w:shd w:val="clear" w:fill="F4F4F4"/>
+      </w:pPr>
+      <w:r>
+        <w:rPr>
+          <w:rFonts w:ascii="Consolas" w:hAnsi="Consolas"/>
+          <w:sz w:val="17"/>
+        </w:rPr>
+        <w:t>}</w:t>
+      </w:r>
+    </w:p>
+    <w:p>
+      <w:pPr>
+        <w:spacing w:after="200"/>
+      </w:pPr>
+    </w:p>
+    <w:p>
+      <w:pPr>
+        <w:pStyle w:val="Heading1"/>
         <w:spacing w:after="120" w:before="400"/>
       </w:pPr>
       <w:r>
@@ -8709,6 +9047,385 @@
       <w:pPr>
         <w:spacing w:after="200"/>
       </w:pPr>
+    </w:p>
+    <w:p>
+      <w:pPr>
+        <w:spacing w:after="200"/>
+      </w:pPr>
+    </w:p>
+    <w:p>
+      <w:pPr>
+        <w:pStyle w:val="Heading1"/>
+      </w:pPr>
+      <w:r>
+        <w:rPr>
+          <w:color w:val="059669"/>
+        </w:rPr>
+        <w:t>Beyond FR1 – FR35</w:t>
+      </w:r>
+      <w:r>
+        <w:t xml:space="preserve">  Additional System Capabilities</w:t>
+      </w:r>
+    </w:p>
+    <w:p>
+      <w:pPr>
+        <w:spacing w:after="200"/>
+      </w:pPr>
+      <w:r>
+        <w:t>The features below were added during ongoing development, after the original FR1-FR35 list above was finalized. They are not graded functional requirements, but they are real, shipped, tested functionality - listed here so this document stays a complete and accurate description of what the system actually does, not just of the original requirement set.</w:t>
+      </w:r>
+    </w:p>
+    <w:p>
+      <w:pPr>
+        <w:spacing w:before="120" w:after="40"/>
+      </w:pPr>
+      <w:r>
+        <w:rPr>
+          <w:b/>
+          <w:color w:val="059669"/>
+          <w:sz w:val="26"/>
+        </w:rPr>
+        <w:t>Admin-Issued Password Reset &amp; Forced Change</w:t>
+      </w:r>
+    </w:p>
+    <w:p>
+      <w:pPr>
+        <w:spacing w:after="60"/>
+      </w:pPr>
+      <w:r>
+        <w:rPr>
+          <w:b/>
+          <w:sz w:val="20"/>
+        </w:rPr>
+        <w:t xml:space="preserve">File: </w:t>
+      </w:r>
+      <w:r>
+        <w:rPr>
+          <w:rFonts w:ascii="Consolas" w:hAnsi="Consolas"/>
+          <w:i/>
+          <w:sz w:val="20"/>
+        </w:rPr>
+        <w:t>routes/users.routes.js, routes/auth.routes.js</w:t>
+      </w:r>
+    </w:p>
+    <w:p>
+      <w:pPr>
+        <w:spacing w:after="200"/>
+      </w:pPr>
+      <w:r>
+        <w:rPr>
+          <w:sz w:val="22"/>
+        </w:rPr>
+        <w:t>An admin can reset a user's password to a shared platform default. The account is flagged must_change_password, so the next login authenticates but issues no session token until the user replaces that password via a dedicated, equally-guarded endpoint (same lockout and account-status checks as ordinary login) - the default password can never be used as a working credential.</w:t>
+      </w:r>
+    </w:p>
+    <w:p>
+      <w:pPr>
+        <w:spacing w:before="120" w:after="40"/>
+      </w:pPr>
+      <w:r>
+        <w:rPr>
+          <w:b/>
+          <w:color w:val="059669"/>
+          <w:sz w:val="26"/>
+        </w:rPr>
+        <w:t>Account Deactivation, Reactivation &amp; Permanent Deletion</w:t>
+      </w:r>
+    </w:p>
+    <w:p>
+      <w:pPr>
+        <w:spacing w:after="60"/>
+      </w:pPr>
+      <w:r>
+        <w:rPr>
+          <w:b/>
+          <w:sz w:val="20"/>
+        </w:rPr>
+        <w:t xml:space="preserve">File: </w:t>
+      </w:r>
+      <w:r>
+        <w:rPr>
+          <w:rFonts w:ascii="Consolas" w:hAnsi="Consolas"/>
+          <w:i/>
+          <w:sz w:val="20"/>
+        </w:rPr>
+        <w:t>routes/users.routes.js</w:t>
+      </w:r>
+    </w:p>
+    <w:p>
+      <w:pPr>
+        <w:spacing w:after="200"/>
+      </w:pPr>
+      <w:r>
+        <w:rPr>
+          <w:sz w:val="22"/>
+        </w:rPr>
+        <w:t>Admins can deactivate an active account, reactivate a deactivated or rejected one, or permanently delete a user record. All three refuse to act on the caller's own account, and refuse to remove the last remaining active administrator, so the platform can never be left without admin access.</w:t>
+      </w:r>
+    </w:p>
+    <w:p>
+      <w:pPr>
+        <w:spacing w:before="120" w:after="40"/>
+      </w:pPr>
+      <w:r>
+        <w:rPr>
+          <w:b/>
+          <w:color w:val="059669"/>
+          <w:sz w:val="26"/>
+        </w:rPr>
+        <w:t>Direct Admin Account Creation</w:t>
+      </w:r>
+    </w:p>
+    <w:p>
+      <w:pPr>
+        <w:spacing w:after="60"/>
+      </w:pPr>
+      <w:r>
+        <w:rPr>
+          <w:b/>
+          <w:sz w:val="20"/>
+        </w:rPr>
+        <w:t xml:space="preserve">File: </w:t>
+      </w:r>
+      <w:r>
+        <w:rPr>
+          <w:rFonts w:ascii="Consolas" w:hAnsi="Consolas"/>
+          <w:i/>
+          <w:sz w:val="20"/>
+        </w:rPr>
+        <w:t>routes/users.routes.js</w:t>
+      </w:r>
+    </w:p>
+    <w:p>
+      <w:pPr>
+        <w:spacing w:after="200"/>
+      </w:pPr>
+      <w:r>
+        <w:rPr>
+          <w:sz w:val="22"/>
+        </w:rPr>
+        <w:t>Lets an admin create and immediately activate an account (e.g. onboarding a pharmacist in person) without going through the public registration + approval queue, reusing the exact same field validation rules as self-registration.</w:t>
+      </w:r>
+    </w:p>
+    <w:p>
+      <w:pPr>
+        <w:spacing w:before="120" w:after="40"/>
+      </w:pPr>
+      <w:r>
+        <w:rPr>
+          <w:b/>
+          <w:color w:val="059669"/>
+          <w:sz w:val="26"/>
+        </w:rPr>
+        <w:t>Live GPS Location Sharing with Auto-Resume</w:t>
+      </w:r>
+    </w:p>
+    <w:p>
+      <w:pPr>
+        <w:spacing w:after="60"/>
+      </w:pPr>
+      <w:r>
+        <w:rPr>
+          <w:b/>
+          <w:sz w:val="20"/>
+        </w:rPr>
+        <w:t xml:space="preserve">File: </w:t>
+      </w:r>
+      <w:r>
+        <w:rPr>
+          <w:rFonts w:ascii="Consolas" w:hAnsi="Consolas"/>
+          <w:i/>
+          <w:sz w:val="20"/>
+        </w:rPr>
+        <w:t>js/pharmacast-app.js, routes/users.routes.js (GET/PUT /api/users/location)</w:t>
+      </w:r>
+    </w:p>
+    <w:p>
+      <w:pPr>
+        <w:spacing w:after="200"/>
+      </w:pPr>
+      <w:r>
+        <w:rPr>
+          <w:sz w:val="22"/>
+        </w:rPr>
+        <w:t>A dashboard widget shares the signed-in user's live device location (browser Geolocation API) on an embedded map, throttled-persisting fixes server-side. Once a user enables sharing, the browser remembers that choice per account and automatically resumes live tracking on every future login - no repeated clicks needed - until the user explicitly stops sharing or permission is denied.</w:t>
+      </w:r>
+    </w:p>
+    <w:p>
+      <w:pPr>
+        <w:spacing w:before="120" w:after="40"/>
+      </w:pPr>
+      <w:r>
+        <w:rPr>
+          <w:b/>
+          <w:color w:val="059669"/>
+          <w:sz w:val="26"/>
+        </w:rPr>
+        <w:t>Location-Aware Monsoon / Dengue Risk Banner</w:t>
+      </w:r>
+    </w:p>
+    <w:p>
+      <w:pPr>
+        <w:spacing w:after="60"/>
+      </w:pPr>
+      <w:r>
+        <w:rPr>
+          <w:b/>
+          <w:sz w:val="20"/>
+        </w:rPr>
+        <w:t xml:space="preserve">File: </w:t>
+      </w:r>
+      <w:r>
+        <w:rPr>
+          <w:rFonts w:ascii="Consolas" w:hAnsi="Consolas"/>
+          <w:i/>
+          <w:sz w:val="20"/>
+        </w:rPr>
+        <w:t>js/pharmacast-app.js</w:t>
+      </w:r>
+    </w:p>
+    <w:p>
+      <w:pPr>
+        <w:spacing w:after="200"/>
+      </w:pPr>
+      <w:r>
+        <w:rPr>
+          <w:sz w:val="22"/>
+        </w:rPr>
+        <w:t>The dashboard's seasonal health-risk banner is classified against Sri Lanka's wet/dry/intermediate climate zones (nearest-city lookup from the live location above) and the correct SW or NE monsoon window for that zone, instead of a single island-wide message - it updates automatically as the detected location changes.</w:t>
+      </w:r>
+    </w:p>
+    <w:p>
+      <w:pPr>
+        <w:spacing w:before="120" w:after="40"/>
+      </w:pPr>
+      <w:r>
+        <w:rPr>
+          <w:b/>
+          <w:color w:val="059669"/>
+          <w:sz w:val="26"/>
+        </w:rPr>
+        <w:t>Faster Login / Signup (Render Cold-Start Mitigation)</w:t>
+      </w:r>
+    </w:p>
+    <w:p>
+      <w:pPr>
+        <w:spacing w:after="60"/>
+      </w:pPr>
+      <w:r>
+        <w:rPr>
+          <w:b/>
+          <w:sz w:val="20"/>
+        </w:rPr>
+        <w:t xml:space="preserve">File: </w:t>
+      </w:r>
+      <w:r>
+        <w:rPr>
+          <w:rFonts w:ascii="Consolas" w:hAnsi="Consolas"/>
+          <w:i/>
+          <w:sz w:val="20"/>
+        </w:rPr>
+        <w:t>js/pharmacast-app.js</w:t>
+      </w:r>
+    </w:p>
+    <w:p>
+      <w:pPr>
+        <w:spacing w:after="200"/>
+      </w:pPr>
+      <w:r>
+        <w:rPr>
+          <w:sz w:val="22"/>
+        </w:rPr>
+        <w:t>A background keep-alive ping and a faster wake-up poll interval reduce how often users hit Render free-tier's cold-start delay (50s+ after ~15 minutes idle) when logging in or registering.</w:t>
+      </w:r>
+    </w:p>
+    <w:p>
+      <w:pPr>
+        <w:spacing w:before="120" w:after="40"/>
+      </w:pPr>
+      <w:r>
+        <w:rPr>
+          <w:b/>
+          <w:color w:val="059669"/>
+          <w:sz w:val="26"/>
+        </w:rPr>
+        <w:t>Improved AI Model Accuracy</w:t>
+      </w:r>
+    </w:p>
+    <w:p>
+      <w:pPr>
+        <w:spacing w:after="60"/>
+      </w:pPr>
+      <w:r>
+        <w:rPr>
+          <w:b/>
+          <w:sz w:val="20"/>
+        </w:rPr>
+        <w:t xml:space="preserve">File: </w:t>
+      </w:r>
+      <w:r>
+        <w:rPr>
+          <w:rFonts w:ascii="Consolas" w:hAnsi="Consolas"/>
+          <w:i/>
+          <w:sz w:val="20"/>
+        </w:rPr>
+        <w:t>ml/predict.py</w:t>
+      </w:r>
+    </w:p>
+    <w:p>
+      <w:pPr>
+        <w:spacing w:after="200"/>
+      </w:pPr>
+      <w:r>
+        <w:rPr>
+          <w:sz w:val="22"/>
+        </w:rPr>
+        <w:t>The Tier-1 (short-history) forecasting model was switched from fixed-alpha Ridge regression to RidgeCV with an expanded backtest fold count, measured via rolling-origin backtesting to cut mean sMAPE by roughly 11% against the original model on a 120-run benchmark, without ever reporting an overconfident accuracy figure (confidence is capped and shrinkage-blended with a robust intermittent-demand anchor).</w:t>
+      </w:r>
+    </w:p>
+    <w:p>
+      <w:pPr>
+        <w:spacing w:before="120" w:after="40"/>
+      </w:pPr>
+      <w:r>
+        <w:rPr>
+          <w:b/>
+          <w:color w:val="059669"/>
+          <w:sz w:val="26"/>
+        </w:rPr>
+        <w:t>Faster AI Model Training</w:t>
+      </w:r>
+    </w:p>
+    <w:p>
+      <w:pPr>
+        <w:spacing w:after="60"/>
+      </w:pPr>
+      <w:r>
+        <w:rPr>
+          <w:b/>
+          <w:sz w:val="20"/>
+        </w:rPr>
+        <w:t xml:space="preserve">File: </w:t>
+      </w:r>
+      <w:r>
+        <w:rPr>
+          <w:rFonts w:ascii="Consolas" w:hAnsi="Consolas"/>
+          <w:i/>
+          <w:sz w:val="20"/>
+        </w:rPr>
+        <w:t>services/mlWorkerPool.js, services/predictionService.js, config.js, server.js</w:t>
+      </w:r>
+    </w:p>
+    <w:p>
+      <w:pPr>
+        <w:spacing w:after="200"/>
+      </w:pPr>
+      <w:r>
+        <w:rPr>
+          <w:sz w:val="22"/>
+        </w:rPr>
+        <w:t>Demand forecasting used to spawn a brand-new Python interpreter per medicine, paying the same ~1.6s library import cost thousands of times over a full nightly regeneration run. A small pool of long-lived Python worker processes now handles a stream of requests instead, with per-worker CPU pinning so concurrent workers genuinely run in parallel - measured at roughly 2.6x faster for a batch of forecasts in testing.</w:t>
+      </w:r>
     </w:p>
     <w:sectPr>
       <w:pgSz w:w="12240" w:h="15840" w:orient="portrait"/>
